--- a/info/lab1/Отчет.docx
+++ b/info/lab1/Отчет.docx
@@ -132,18 +132,16 @@
           <w:sz w:val="24"/>
           <w:szCs w:val="24"/>
         </w:rPr>
-        <w:t>Факультет программной инженерии и компьютерных технологий</w:t>
-      </w:r>
-    </w:p>
-    <w:p>
-      <w:pPr>
-        <w:jc w:val="center"/>
-        <w:rPr>
-          <w:rFonts w:ascii="Times New Roman" w:hAnsi="Times New Roman" w:cs="Times New Roman"/>
-          <w:sz w:val="24"/>
-          <w:szCs w:val="24"/>
-        </w:rPr>
-      </w:pPr>
+        <w:t xml:space="preserve">Факультет программной инженерии и компьютерных </w:t>
+      </w:r>
+      <w:r>
+        <w:rPr>
+          <w:rFonts w:ascii="Times New Roman" w:hAnsi="Times New Roman" w:cs="Times New Roman"/>
+          <w:sz w:val="24"/>
+          <w:szCs w:val="24"/>
+        </w:rPr>
+        <w:t>техники</w:t>
+      </w:r>
     </w:p>
     <w:p>
       <w:pPr>
